--- a/assets/templates/bc-default-template.docx
+++ b/assets/templates/bc-default-template.docx
@@ -89,33 +89,9 @@
           <w:noProof/>
         </w:rPr>
         <w:t xml:space="preserve">    </w:t>
-      </w:r>
-      <w:r>
-        <w:rPr>
-          <w:rFonts w:ascii="Times New Roman"/>
-          <w:noProof/>
-        </w:rPr>
         <w:tab/>
-      </w:r>
-      <w:r>
-        <w:rPr>
-          <w:rFonts w:ascii="Times New Roman"/>
-          <w:noProof/>
-        </w:rPr>
         <w:tab/>
-      </w:r>
-      <w:r>
-        <w:rPr>
-          <w:rFonts w:ascii="Times New Roman"/>
-          <w:noProof/>
-        </w:rPr>
         <w:tab/>
-      </w:r>
-      <w:r>
-        <w:rPr>
-          <w:rFonts w:ascii="Times New Roman"/>
-          <w:noProof/>
-        </w:rPr>
         <w:tab/>
       </w:r>
     </w:p>
@@ -136,29 +112,8 @@
           <w:szCs w:val="22"/>
         </w:rPr>
         <w:tab/>
-      </w:r>
-      <w:r>
-        <w:rPr>
-          <w:b/>
-          <w:sz w:val="22"/>
-          <w:szCs w:val="22"/>
-        </w:rPr>
         <w:tab/>
-      </w:r>
-      <w:r>
-        <w:rPr>
-          <w:b/>
-          <w:sz w:val="22"/>
-          <w:szCs w:val="22"/>
-        </w:rPr>
         <w:tab/>
-      </w:r>
-      <w:r>
-        <w:rPr>
-          <w:b/>
-          <w:sz w:val="22"/>
-          <w:szCs w:val="22"/>
-        </w:rPr>
         <w:tab/>
       </w:r>
       <w:r>
@@ -211,54 +166,171 @@
           <w:szCs w:val="22"/>
         </w:rPr>
       </w:pPr>
-      <w:r>
+    </w:p>
+    <w:tbl>
+      <w:tblPr>
+        <w:tblStyle w:val="TableGrid"/>
+        <w:tblW w:w="0" w:type="auto"/>
+        <w:tblLook w:val="04A0" w:firstRow="1" w:lastRow="0" w:firstColumn="1" w:lastColumn="0" w:noHBand="0" w:noVBand="1"/>
+      </w:tblPr>
+      <w:tblGrid>
+        <w:gridCol w:w="3690"/>
+        <w:gridCol w:w="5660"/>
+      </w:tblGrid>
+      <w:tr>
+        <w:tc>
+          <w:tcPr>
+            <w:tcW w:w="3690" w:type="dxa"/>
+            <w:tcBorders>
+              <w:top w:val="nil"/>
+              <w:left w:val="nil"/>
+              <w:bottom w:val="nil"/>
+              <w:right w:val="nil"/>
+            </w:tcBorders>
+            <w:vAlign w:val="bottom"/>
+          </w:tcPr>
+          <w:p>
+            <w:pPr>
+              <w:rPr>
+                <w:b/>
+                <w:bCs/>
+                <w:color w:val="000000" w:themeColor="text1"/>
+                <w:sz w:val="22"/>
+                <w:szCs w:val="22"/>
+              </w:rPr>
+            </w:pPr>
+            <w:r>
+              <w:rPr>
+                <w:b/>
+                <w:bCs/>
+                <w:color w:val="000000" w:themeColor="text1"/>
+                <w:sz w:val="22"/>
+                <w:szCs w:val="22"/>
+              </w:rPr>
+              <w:t xml:space="preserve">Vendor/Trade To Be Back Charged:</w:t>
+            </w:r>
+          </w:p>
+        </w:tc>
+        <w:tc>
+          <w:tcPr>
+            <w:tcW w:w="5660" w:type="dxa"/>
+            <w:tcBorders>
+              <w:top w:val="nil"/>
+              <w:left w:val="nil"/>
+              <w:bottom w:val="single" w:sz="4" w:space="0" w:color="auto"/>
+              <w:right w:val="nil"/>
+            </w:tcBorders>
+            <w:vAlign w:val="bottom"/>
+          </w:tcPr>
+          <w:p>
+            <w:pPr>
+              <w:rPr>
+                <w:b/>
+                <w:bCs/>
+                <w:color w:val="000000" w:themeColor="text1"/>
+                <w:sz w:val="22"/>
+                <w:szCs w:val="22"/>
+              </w:rPr>
+            </w:pPr>
+            <w:r>
+              <w:rPr>
+                <w:b/>
+                <w:color w:val="005AB5"/>
+                <w:sz w:val="22"/>
+              </w:rPr>
+              <w:t>{VENDOR_TO_CHARGE}</w:t>
+            </w:r>
+          </w:p>
+        </w:tc>
+      </w:tr>
+    </w:tbl>
+    <w:p>
+      <w:pPr>
+        <w:spacing w:after="0"/>
         <w:rPr>
           <w:b/>
           <w:bCs/>
           <w:color w:val="000000" w:themeColor="text1"/>
-          <w:sz w:val="22"/>
-          <w:szCs w:val="22"/>
+          <w:sz w:val="20"/>
+          <w:szCs w:val="20"/>
         </w:rPr>
-        <w:t xml:space="preserve">Vendor/Trade </w:t>
-      </w:r>
-      <w:proofErr w:type="gramStart"/>
-      <w:r>
-        <w:rPr>
-          <w:b/>
-          <w:bCs/>
-          <w:color w:val="000000" w:themeColor="text1"/>
-          <w:sz w:val="22"/>
-          <w:szCs w:val="22"/>
-        </w:rPr>
-        <w:t>To</w:t>
-      </w:r>
-      <w:proofErr w:type="gramEnd"/>
-      <w:r>
-        <w:rPr>
-          <w:b/>
-          <w:bCs/>
-          <w:color w:val="000000" w:themeColor="text1"/>
-          <w:sz w:val="22"/>
-          <w:szCs w:val="22"/>
-        </w:rPr>
-        <w:t xml:space="preserve"> Be Back Charged: </w:t>
-      </w:r>
-      <w:r>
-        <w:rPr>
-          <w:b/>
-          <w:color w:val="005AB5"/>
-          <w:sz w:val="22"/>
-        </w:rPr>
-        <w:t>{VENDOR_TO_CHARGE}</w:t>
-      </w:r>
-      <w:r>
-        <w:rPr>
-          <w:b/>
-          <w:sz w:val="22"/>
-        </w:rPr>
-        <w:t>___________________________________________</w:t>
-      </w:r>
+      </w:pPr>
     </w:p>
+    <w:tbl>
+      <w:tblPr>
+        <w:tblStyle w:val="TableGrid"/>
+        <w:tblW w:w="0" w:type="auto"/>
+        <w:tblBorders>
+          <w:top w:val="none" w:sz="0" w:space="0" w:color="auto"/>
+          <w:left w:val="none" w:sz="0" w:space="0" w:color="auto"/>
+          <w:bottom w:val="none" w:sz="0" w:space="0" w:color="auto"/>
+          <w:right w:val="none" w:sz="0" w:space="0" w:color="auto"/>
+          <w:insideH w:val="none" w:sz="0" w:space="0" w:color="auto"/>
+          <w:insideV w:val="none" w:sz="0" w:space="0" w:color="auto"/>
+        </w:tblBorders>
+        <w:tblLook w:val="04A0" w:firstRow="1" w:lastRow="0" w:firstColumn="1" w:lastColumn="0" w:noHBand="0" w:noVBand="1"/>
+      </w:tblPr>
+      <w:tblGrid>
+        <w:gridCol w:w="2610"/>
+        <w:gridCol w:w="6740"/>
+      </w:tblGrid>
+      <w:tr>
+        <w:tc>
+          <w:tcPr>
+            <w:tcW w:w="2610" w:type="dxa"/>
+            <w:vAlign w:val="bottom"/>
+          </w:tcPr>
+          <w:p>
+            <w:pPr>
+              <w:rPr>
+                <w:b/>
+                <w:bCs/>
+                <w:color w:val="000000" w:themeColor="text1"/>
+                <w:sz w:val="22"/>
+                <w:szCs w:val="22"/>
+              </w:rPr>
+            </w:pPr>
+            <w:r>
+              <w:rPr>
+                <w:b/>
+                <w:bCs/>
+                <w:sz w:val="22"/>
+                <w:szCs w:val="22"/>
+              </w:rPr>
+              <w:t>Vendor/Trade to Credit:</w:t>
+            </w:r>
+          </w:p>
+        </w:tc>
+        <w:tc>
+          <w:tcPr>
+            <w:tcW w:w="6740" w:type="dxa"/>
+            <w:tcBorders>
+              <w:bottom w:val="single" w:sz="4" w:space="0" w:color="auto"/>
+            </w:tcBorders>
+            <w:vAlign w:val="bottom"/>
+          </w:tcPr>
+          <w:p>
+            <w:pPr>
+              <w:rPr>
+                <w:b/>
+                <w:bCs/>
+                <w:color w:val="000000" w:themeColor="text1"/>
+                <w:sz w:val="22"/>
+                <w:szCs w:val="22"/>
+              </w:rPr>
+            </w:pPr>
+            <w:r>
+              <w:rPr>
+                <w:b/>
+                <w:color w:val="005AB5"/>
+                <w:sz w:val="22"/>
+              </w:rPr>
+              <w:t>{VENDOR_TO_CREDIT}</w:t>
+            </w:r>
+          </w:p>
+        </w:tc>
+      </w:tr>
+    </w:tbl>
     <w:p>
       <w:pPr>
         <w:spacing w:after="0"/>
@@ -269,41 +341,6 @@
           <w:szCs w:val="22"/>
         </w:rPr>
       </w:pPr>
-    </w:p>
-    <w:p>
-      <w:pPr>
-        <w:spacing w:after="0"/>
-        <w:rPr>
-          <w:b/>
-          <w:bCs/>
-          <w:sz w:val="22"/>
-          <w:szCs w:val="22"/>
-        </w:rPr>
-      </w:pPr>
-      <w:r>
-        <w:rPr>
-          <w:b/>
-          <w:bCs/>
-          <w:sz w:val="22"/>
-          <w:szCs w:val="22"/>
-        </w:rPr>
-        <w:t xml:space="preserve">Vendor/Trade to Credit: </w:t>
-      </w:r>
-      <w:r>
-        <w:rPr>
-          <w:b/>
-          <w:color w:val="005AB5"/>
-          <w:sz w:val="22"/>
-        </w:rPr>
-        <w:t>{VENDOR_TO_CREDIT}</w:t>
-      </w:r>
-      <w:r>
-        <w:rPr>
-          <w:b/>
-          <w:sz w:val="22"/>
-        </w:rPr>
-        <w:t>______________________________________________________</w:t>
-      </w:r>
     </w:p>
     <w:p>
       <w:pPr>
@@ -637,15 +674,7 @@
                 <w:sz w:val="28"/>
                 <w:szCs w:val="28"/>
               </w:rPr>
-              <w:t>Change In Scope</w:t>
-            </w:r>
-            <w:r>
-              <w:rPr>
-                <w:color w:val="000000" w:themeColor="text1"/>
-                <w:sz w:val="28"/>
-                <w:szCs w:val="28"/>
-              </w:rPr>
-              <w:t>:</w:t>
+              <w:t>Change In Scope:</w:t>
             </w:r>
           </w:p>
         </w:tc>
@@ -806,29 +835,7 @@
                 <w:sz w:val="20"/>
                 <w:szCs w:val="20"/>
               </w:rPr>
-              <w:t xml:space="preserve">Hourly Rate or Amount Not </w:t>
-            </w:r>
-            <w:proofErr w:type="gramStart"/>
-            <w:r>
-              <w:rPr>
-                <w:b/>
-                <w:bCs/>
-                <w:color w:val="000000" w:themeColor="text1"/>
-                <w:sz w:val="20"/>
-                <w:szCs w:val="20"/>
-              </w:rPr>
-              <w:t>To</w:t>
-            </w:r>
-            <w:proofErr w:type="gramEnd"/>
-            <w:r>
-              <w:rPr>
-                <w:b/>
-                <w:bCs/>
-                <w:color w:val="000000" w:themeColor="text1"/>
-                <w:sz w:val="20"/>
-                <w:szCs w:val="20"/>
-              </w:rPr>
-              <w:t xml:space="preserve"> Exceed</w:t>
+              <w:t xml:space="preserve">Hourly Rate or Amount Not To Exceed</w:t>
             </w:r>
           </w:p>
         </w:tc>
@@ -1054,13 +1061,7 @@
         <w:pStyle w:val="Heading3"/>
       </w:pPr>
       <w:r>
-        <w:t xml:space="preserve">Leeward </w:t>
-      </w:r>
-      <w:r>
-        <w:t>Constructi</w:t>
-      </w:r>
-      <w:r>
-        <w:t>on, LLC</w:t>
+        <w:t>Leeward Construction, LLC</w:t>
       </w:r>
     </w:p>
     <w:p>
@@ -1068,25 +1069,13 @@
         <w:pStyle w:val="Heading3"/>
       </w:pPr>
       <w:r>
-        <w:t>Approval</w:t>
-      </w:r>
-      <w:r>
-        <w:t>:</w:t>
-      </w:r>
-      <w:r>
-        <w:t xml:space="preserve"> _______________________________ Date</w:t>
+        <w:t xml:space="preserve">Approval: _______________________________ Date</w:t>
       </w:r>
       <w:r>
         <w:rPr>
           <w:u w:val="single"/>
         </w:rPr>
-        <w:t>_</w:t>
-      </w:r>
-      <w:r>
-        <w:rPr>
-          <w:u w:val="single"/>
-        </w:rPr>
-        <w:t>______</w:t>
+        <w:t>_______</w:t>
       </w:r>
     </w:p>
     <w:p/>
@@ -1097,13 +1086,7 @@
         </w:rPr>
       </w:pPr>
       <w:r>
-        <w:t>Client Approval</w:t>
-      </w:r>
-      <w:r>
-        <w:t xml:space="preserve">: </w:t>
-      </w:r>
-      <w:r>
-        <w:t>_______________________________ Date ______________</w:t>
+        <w:t xml:space="preserve">Client Approval: _______________________________ Date ______________</w:t>
       </w:r>
     </w:p>
     <w:sectPr>
